--- a/products-storage/00-free-raschet-metrami/01-krasnye-flagi-raschet-metrami.docx
+++ b/products-storage/00-free-raschet-metrami/01-krasnye-flagi-raschet-metrami.docx
@@ -103,19 +103,10 @@
     </w:p>
     <w:p>
       <w:r>
-        <w:t>Полный порядок проверки — что запросить, у кого, как читать пункт уступки об эскроу и как посчитать экономику метра против денег — в комплекте «Расчёт метрами: проверка до подписи» (2 490 ₽): https://marzhavbetone.ru/products/p11-raschet-metrami.html</w:t>
+        <w:t>Полный порядок проверки — что запросить, у кого, как читать пункт уступки об эскроу и как посчитать экономику метра против денег — в комплекте «Расчёты в неденежной форме: жилые и офисные помещения, машино-места» (24 900 ₽): https://nastoronepodryadchika.ru/products/p11-raschet-metrami.html</w:t>
       </w:r>
     </w:p>
     <w:p/>
-    <w:p>
-      <w:r>
-        <w:rPr>
-          <w:color w:val="595959"/>
-          <w:sz w:val="18"/>
-        </w:rPr>
-        <w:t>Лист не заменяет юриста и юристом не вычитан; он показывает, какие вопросы задать до подписи, и не оценивает вашу сделку. Нормативные ссылки сверены с действующими редакциями 09.08.2026. Сделку с уступкой при пустом эскроу без юриста не подписывайте.</w:t>
-      </w:r>
-    </w:p>
     <w:sectPr>
       <w:pgSz w:w="12240" w:h="15840"/>
       <w:pgMar w:top="1134" w:right="850" w:bottom="1134" w:left="1417" w:header="720" w:footer="720" w:gutter="0"/>
